--- a/templates/Letter_Master_Degree.docx
+++ b/templates/Letter_Master_Degree.docx
@@ -1394,7 +1394,7 @@
           <w:sz w:val="24"/>
           <w:szCs w:val="32"/>
         </w:rPr>
-        <w:t>Asst. Prof. Dr. Somyot Wattanakamolchai</w:t>
+        <w:t>Asst. Prof. Somyot Wattanakamolchai</w:t>
       </w:r>
       <w:r>
         <w:rPr>
@@ -2620,7 +2620,7 @@
           <w:sz w:val="24"/>
           <w:szCs w:val="32"/>
         </w:rPr>
-        <w:t>Asst. Prof. Dr. Somyot Wattanakamolchai</w:t>
+        <w:t>Asst. Prof. Somyot Wattanakamolchai</w:t>
       </w:r>
       <w:r>
         <w:rPr>
